--- a/reports/acdr2026_staff_deployment/広報資料_ACDR2026_1007/記者発表（資料配付）_ACDR2026_案_1007.docx
+++ b/reports/acdr2026_staff_deployment/広報資料_ACDR2026_1007/記者発表（資料配付）_ACDR2026_案_1007.docx
@@ -478,7 +478,7 @@
           <w:rFonts w:ascii="ＭＳ 明朝" w:hAnsi="ＭＳ 明朝" w:asciiTheme="minorEastAsia" w:hAnsiTheme="minorEastAsia"/>
           <w:color w:val="auto"/>
         </w:rPr>
-        <w:t xml:space="preserve">なお、ACDR2026ウェビナー（【ウェビナー登録URL：藤本さんから入手して記入】）より、どなたでも会議をご覧いただけます。</w:t>
+        <w:t xml:space="preserve">なお、ACDR2026ウェビナー（https://us02web.zoom.us/webinar/register/WN_FaH_kDC4RYWDZg3dVu5saA）より、どなたでも会議をご覧いただけます。</w:t>
       </w:r>
       <w:bookmarkEnd w:id="1"/>
     </w:p>
@@ -631,7 +631,7 @@
           <w:rFonts w:ascii="ＭＳ 明朝" w:hAnsi="ＭＳ 明朝" w:asciiTheme="minorEastAsia" w:hAnsiTheme="minorEastAsia"/>
           <w:color w:val="auto"/>
         </w:rPr>
-        <w:t xml:space="preserve">（ACDR2026ウェビナー（【ウェビナー登録URL：藤本さんから入手して記入】））</w:t>
+        <w:t xml:space="preserve">（ACDR2026ウェビナー（https://us02web.zoom.us/webinar/register/WN_FaH_kDC4RYWDZg3dVu5saA））</w:t>
       </w:r>
     </w:p>
     <w:p>
